--- a/docs/pm2 commands.docx
+++ b/docs/pm2 commands.docx
@@ -40,15 +40,7 @@
         <w:t>Start the server (first time):</w:t>
       </w:r>
       <w:r>
-        <w:t xml:space="preserve"> pm2 start server.js --name "</w:t>
-      </w:r>
-      <w:proofErr w:type="spellStart"/>
-      <w:r>
-        <w:t>vilagio-api</w:t>
-      </w:r>
-      <w:proofErr w:type="spellEnd"/>
-      <w:r>
-        <w:t xml:space="preserve">" --watch </w:t>
+        <w:t xml:space="preserve"> pm2 start server.js --name "vilagio-api" --watch </w:t>
       </w:r>
       <w:r>
         <w:rPr>
@@ -73,13 +65,8 @@
         <w:t>Restart the server manually:</w:t>
       </w:r>
       <w:r>
-        <w:t xml:space="preserve"> pm2 restart </w:t>
-      </w:r>
-      <w:proofErr w:type="spellStart"/>
-      <w:r>
-        <w:t>vilagio-api</w:t>
-      </w:r>
-      <w:proofErr w:type="spellEnd"/>
+        <w:t xml:space="preserve"> pm2 restart vilagio-api</w:t>
+      </w:r>
     </w:p>
     <w:p>
       <w:pPr>
@@ -137,38 +124,14 @@
         <w:t>Stop the server:</w:t>
       </w:r>
       <w:r>
-        <w:t xml:space="preserve"> pm2 stop </w:t>
-      </w:r>
-      <w:proofErr w:type="spellStart"/>
-      <w:r>
-        <w:t>vilagio-api</w:t>
-      </w:r>
-      <w:proofErr w:type="spellEnd"/>
-      <w:r>
-        <w:t xml:space="preserve"> </w:t>
+        <w:t xml:space="preserve"> pm2 stop vilagio-api </w:t>
       </w:r>
       <w:r>
         <w:rPr>
           <w:i/>
           <w:iCs/>
         </w:rPr>
-        <w:t xml:space="preserve">(This gracefully shuts it </w:t>
-      </w:r>
-      <w:proofErr w:type="gramStart"/>
-      <w:r>
-        <w:rPr>
-          <w:i/>
-          <w:iCs/>
-        </w:rPr>
-        <w:t>down, but</w:t>
-      </w:r>
-      <w:proofErr w:type="gramEnd"/>
-      <w:r>
-        <w:rPr>
-          <w:i/>
-          <w:iCs/>
-        </w:rPr>
-        <w:t xml:space="preserve"> keeps it in the PM2 list so you can start it again later).</w:t>
+        <w:t>(This gracefully shuts it down, but keeps it in the PM2 list so you can start it again later).</w:t>
       </w:r>
     </w:p>
     <w:p>
@@ -204,15 +167,7 @@
         <w:t>Remove the server from PM2 completely:</w:t>
       </w:r>
       <w:r>
-        <w:t xml:space="preserve"> pm2 delete </w:t>
-      </w:r>
-      <w:proofErr w:type="spellStart"/>
-      <w:r>
-        <w:t>vilagio-api</w:t>
-      </w:r>
-      <w:proofErr w:type="spellEnd"/>
-      <w:r>
-        <w:t xml:space="preserve"> </w:t>
+        <w:t xml:space="preserve"> pm2 delete vilagio-api </w:t>
       </w:r>
       <w:r>
         <w:rPr>
@@ -292,23 +247,7 @@
           <w:i/>
           <w:iCs/>
         </w:rPr>
-        <w:t xml:space="preserve">(This is exactly like looking at your normal </w:t>
-      </w:r>
-      <w:proofErr w:type="spellStart"/>
-      <w:r>
-        <w:rPr>
-          <w:i/>
-          <w:iCs/>
-        </w:rPr>
-        <w:t>npm</w:t>
-      </w:r>
-      <w:proofErr w:type="spellEnd"/>
-      <w:r>
-        <w:rPr>
-          <w:i/>
-          <w:iCs/>
-        </w:rPr>
-        <w:t xml:space="preserve"> run dev terminal. Press </w:t>
+        <w:t xml:space="preserve">(This is exactly like looking at your normal npm run dev terminal. Press </w:t>
       </w:r>
       <w:r>
         <w:rPr>
@@ -342,38 +281,14 @@
         <w:t>Open the live monitoring dashboard:</w:t>
       </w:r>
       <w:r>
-        <w:t xml:space="preserve"> pm2 </w:t>
-      </w:r>
-      <w:proofErr w:type="spellStart"/>
-      <w:r>
-        <w:t>monit</w:t>
-      </w:r>
-      <w:proofErr w:type="spellEnd"/>
-      <w:r>
-        <w:t xml:space="preserve"> </w:t>
+        <w:t xml:space="preserve"> pm2 monit </w:t>
       </w:r>
       <w:r>
         <w:rPr>
           <w:i/>
           <w:iCs/>
         </w:rPr>
-        <w:t xml:space="preserve">(Opens a </w:t>
-      </w:r>
-      <w:proofErr w:type="gramStart"/>
-      <w:r>
-        <w:rPr>
-          <w:i/>
-          <w:iCs/>
-        </w:rPr>
-        <w:t>really cool</w:t>
-      </w:r>
-      <w:proofErr w:type="gramEnd"/>
-      <w:r>
-        <w:rPr>
-          <w:i/>
-          <w:iCs/>
-        </w:rPr>
-        <w:t xml:space="preserve"> split-screen terminal dashboard showing live resources and logs).</w:t>
+        <w:t>(Opens a really cool split-screen terminal dashboard showing live resources and logs).</w:t>
       </w:r>
     </w:p>
     <w:p>
@@ -446,15 +361,7 @@
     </w:p>
     <w:p>
       <w:r>
-        <w:t xml:space="preserve">Keep this list handy! Whenever you make a big change to your backend files (like adding a new .env variable), just drop a quick pm2 restart </w:t>
-      </w:r>
-      <w:proofErr w:type="spellStart"/>
-      <w:r>
-        <w:t>vilagio-api</w:t>
-      </w:r>
-      <w:proofErr w:type="spellEnd"/>
-      <w:r>
-        <w:t xml:space="preserve"> in the terminal to load the changes.</w:t>
+        <w:t>Keep this list handy! Whenever you make a big change to your backend files (like adding a new .env variable), just drop a quick pm2 restart vilagio-api in the terminal to load the changes.</w:t>
       </w:r>
     </w:p>
     <w:p/>
